--- a/Trabajos/Despliegue de Aplicaciones Web/iMarin_DAW_DU1_P3.docx
+++ b/Trabajos/Despliegue de Aplicaciones Web/iMarin_DAW_DU1_P3.docx
@@ -117,6 +117,7 @@
                                     <w:dataBinding w:prefixMappings="xmlns:ns0='http://purl.org/dc/elements/1.1/' xmlns:ns1='http://schemas.openxmlformats.org/package/2006/metadata/core-properties' " w:xpath="/ns1:coreProperties[1]/ns0:title[1]" w:storeItemID="{6C3C8BC8-F283-45AE-878A-BAB7291924A1}"/>
                                     <w:text/>
                                   </w:sdtPr>
+                                  <w:sdtEndPr/>
                                   <w:sdtContent>
                                     <w:r>
                                       <w:rPr>
@@ -259,6 +260,7 @@
                               <w:dataBinding w:prefixMappings="xmlns:ns0='http://purl.org/dc/elements/1.1/' xmlns:ns1='http://schemas.openxmlformats.org/package/2006/metadata/core-properties' " w:xpath="/ns1:coreProperties[1]/ns0:title[1]" w:storeItemID="{6C3C8BC8-F283-45AE-878A-BAB7291924A1}"/>
                               <w:text/>
                             </w:sdtPr>
+                            <w:sdtEndPr/>
                             <w:sdtContent>
                               <w:r>
                                 <w:rPr>
@@ -511,6 +513,7 @@
                               <w:calendar w:val="gregorian"/>
                             </w:date>
                           </w:sdtPr>
+                          <w:sdtEndPr/>
                           <w:sdtContent>
                             <w:p>
                               <w:pPr>
@@ -545,8 +548,6 @@
             <w:br w:type="page"/>
           </w:r>
         </w:p>
-        <w:bookmarkStart w:id="0" w:name="_GoBack" w:displacedByCustomXml="next"/>
-        <w:bookmarkEnd w:id="0" w:displacedByCustomXml="next"/>
       </w:sdtContent>
     </w:sdt>
     <w:sdt>
@@ -907,14 +908,173 @@
         <w:pStyle w:val="Ttulo1"/>
         <w:spacing w:after="240"/>
       </w:pPr>
-      <w:bookmarkStart w:id="1" w:name="_Toc240646879"/>
-      <w:bookmarkStart w:id="2" w:name="_Toc240647015"/>
+      <w:bookmarkStart w:id="0" w:name="_Toc240646879"/>
+      <w:bookmarkStart w:id="1" w:name="_Toc240647015"/>
       <w:r>
         <w:lastRenderedPageBreak/>
-        <w:t>Ejercicio 1</w:t>
-      </w:r>
+        <w:t>Creación de la página web</w:t>
+      </w:r>
+      <w:bookmarkEnd w:id="0"/>
       <w:bookmarkEnd w:id="1"/>
+    </w:p>
+    <w:p>
+      <w:pPr>
+        <w:spacing w:after="240"/>
+      </w:pPr>
+      <w:r>
+        <w:t>Creamos una</w:t>
+      </w:r>
+      <w:r>
+        <w:t xml:space="preserve"> página web estática alojada en el servidor Apache. La web está formada por tres páginas distintas: Inicio, Servicios y Contacto, todas </w:t>
+      </w:r>
+      <w:bookmarkStart w:id="2" w:name="_GoBack"/>
       <w:bookmarkEnd w:id="2"/>
+      <w:r>
+        <w:t>conectadas mediante un menú de navegación común y utilizando la misma hoja de estilos CSS.</w:t>
+      </w:r>
+    </w:p>
+    <w:p>
+      <w:pPr>
+        <w:spacing w:after="240"/>
+      </w:pPr>
+      <w:r>
+        <w:rPr>
+          <w:b/>
+        </w:rPr>
+        <w:drawing>
+          <wp:inline distT="0" distB="0" distL="0" distR="0" wp14:anchorId="7C6C568B" wp14:editId="6B6BB71B">
+            <wp:extent cx="4694444" cy="3540154"/>
+            <wp:effectExtent l="0" t="0" r="0" b="3175"/>
+            <wp:docPr id="1" name="Imagen 1"/>
+            <wp:cNvGraphicFramePr>
+              <a:graphicFrameLocks xmlns:a="http://schemas.openxmlformats.org/drawingml/2006/main" noChangeAspect="1"/>
+            </wp:cNvGraphicFramePr>
+            <a:graphic xmlns:a="http://schemas.openxmlformats.org/drawingml/2006/main">
+              <a:graphicData uri="http://schemas.openxmlformats.org/drawingml/2006/picture">
+                <pic:pic xmlns:pic="http://schemas.openxmlformats.org/drawingml/2006/picture">
+                  <pic:nvPicPr>
+                    <pic:cNvPr id="1" name=""/>
+                    <pic:cNvPicPr/>
+                  </pic:nvPicPr>
+                  <pic:blipFill>
+                    <a:blip r:embed="rId8"/>
+                    <a:stretch>
+                      <a:fillRect/>
+                    </a:stretch>
+                  </pic:blipFill>
+                  <pic:spPr>
+                    <a:xfrm>
+                      <a:off x="0" y="0"/>
+                      <a:ext cx="4701462" cy="3545446"/>
+                    </a:xfrm>
+                    <a:prstGeom prst="rect">
+                      <a:avLst/>
+                    </a:prstGeom>
+                  </pic:spPr>
+                </pic:pic>
+              </a:graphicData>
+            </a:graphic>
+          </wp:inline>
+        </w:drawing>
+      </w:r>
+    </w:p>
+    <w:p>
+      <w:pPr>
+        <w:spacing w:after="240"/>
+      </w:pPr>
+      <w:r>
+        <w:drawing>
+          <wp:inline distT="0" distB="0" distL="0" distR="0" wp14:anchorId="38F49BA6" wp14:editId="7FA0FDCD">
+            <wp:extent cx="4693920" cy="3920615"/>
+            <wp:effectExtent l="0" t="0" r="0" b="3810"/>
+            <wp:docPr id="2" name="Imagen 2"/>
+            <wp:cNvGraphicFramePr>
+              <a:graphicFrameLocks xmlns:a="http://schemas.openxmlformats.org/drawingml/2006/main" noChangeAspect="1"/>
+            </wp:cNvGraphicFramePr>
+            <a:graphic xmlns:a="http://schemas.openxmlformats.org/drawingml/2006/main">
+              <a:graphicData uri="http://schemas.openxmlformats.org/drawingml/2006/picture">
+                <pic:pic xmlns:pic="http://schemas.openxmlformats.org/drawingml/2006/picture">
+                  <pic:nvPicPr>
+                    <pic:cNvPr id="1" name=""/>
+                    <pic:cNvPicPr/>
+                  </pic:nvPicPr>
+                  <pic:blipFill>
+                    <a:blip r:embed="rId9"/>
+                    <a:stretch>
+                      <a:fillRect/>
+                    </a:stretch>
+                  </pic:blipFill>
+                  <pic:spPr>
+                    <a:xfrm>
+                      <a:off x="0" y="0"/>
+                      <a:ext cx="4711143" cy="3935000"/>
+                    </a:xfrm>
+                    <a:prstGeom prst="rect">
+                      <a:avLst/>
+                    </a:prstGeom>
+                  </pic:spPr>
+                </pic:pic>
+              </a:graphicData>
+            </a:graphic>
+          </wp:inline>
+        </w:drawing>
+      </w:r>
+    </w:p>
+    <w:p>
+      <w:pPr>
+        <w:spacing w:after="240"/>
+      </w:pPr>
+      <w:r>
+        <w:lastRenderedPageBreak/>
+        <w:drawing>
+          <wp:inline distT="0" distB="0" distL="0" distR="0" wp14:anchorId="1D98B51F" wp14:editId="40201DD2">
+            <wp:extent cx="4756558" cy="3756473"/>
+            <wp:effectExtent l="0" t="0" r="6350" b="0"/>
+            <wp:docPr id="3" name="Imagen 3"/>
+            <wp:cNvGraphicFramePr>
+              <a:graphicFrameLocks xmlns:a="http://schemas.openxmlformats.org/drawingml/2006/main" noChangeAspect="1"/>
+            </wp:cNvGraphicFramePr>
+            <a:graphic xmlns:a="http://schemas.openxmlformats.org/drawingml/2006/main">
+              <a:graphicData uri="http://schemas.openxmlformats.org/drawingml/2006/picture">
+                <pic:pic xmlns:pic="http://schemas.openxmlformats.org/drawingml/2006/picture">
+                  <pic:nvPicPr>
+                    <pic:cNvPr id="1" name=""/>
+                    <pic:cNvPicPr/>
+                  </pic:nvPicPr>
+                  <pic:blipFill>
+                    <a:blip r:embed="rId10"/>
+                    <a:stretch>
+                      <a:fillRect/>
+                    </a:stretch>
+                  </pic:blipFill>
+                  <pic:spPr>
+                    <a:xfrm>
+                      <a:off x="0" y="0"/>
+                      <a:ext cx="4778711" cy="3773968"/>
+                    </a:xfrm>
+                    <a:prstGeom prst="rect">
+                      <a:avLst/>
+                    </a:prstGeom>
+                  </pic:spPr>
+                </pic:pic>
+              </a:graphicData>
+            </a:graphic>
+          </wp:inline>
+        </w:drawing>
+      </w:r>
+    </w:p>
+    <w:p>
+      <w:pPr>
+        <w:pStyle w:val="Ttulo1"/>
+        <w:spacing w:after="240"/>
+      </w:pPr>
+      <w:bookmarkStart w:id="3" w:name="_Toc240646880"/>
+      <w:bookmarkStart w:id="4" w:name="_Toc240647016"/>
+      <w:r>
+        <w:t>Creación de la aplicación</w:t>
+      </w:r>
+      <w:bookmarkEnd w:id="3"/>
+      <w:bookmarkEnd w:id="4"/>
     </w:p>
     <w:p>
       <w:pPr>
@@ -937,19 +1097,18 @@
       <w:r>
         <w:t>Respuesta</w:t>
       </w:r>
+      <w:r>
+        <w:t xml:space="preserve"> </w:t>
+      </w:r>
     </w:p>
     <w:p>
       <w:pPr>
         <w:pStyle w:val="Ttulo1"/>
         <w:spacing w:after="240"/>
       </w:pPr>
-      <w:bookmarkStart w:id="3" w:name="_Toc240646880"/>
-      <w:bookmarkStart w:id="4" w:name="_Toc240647016"/>
-      <w:r>
-        <w:t>Ejercicio 2</w:t>
-      </w:r>
-      <w:bookmarkEnd w:id="3"/>
-      <w:bookmarkEnd w:id="4"/>
+      <w:r>
+        <w:t>Conexión entre la web y la aplicación</w:t>
+      </w:r>
     </w:p>
     <w:p>
       <w:pPr>
@@ -978,13 +1137,9 @@
         <w:pStyle w:val="Ttulo1"/>
         <w:spacing w:after="240"/>
       </w:pPr>
-      <w:bookmarkStart w:id="5" w:name="_Toc240646881"/>
-      <w:bookmarkStart w:id="6" w:name="_Toc240647017"/>
-      <w:r>
-        <w:t>Ejercicio 3</w:t>
-      </w:r>
-      <w:bookmarkEnd w:id="5"/>
-      <w:bookmarkEnd w:id="6"/>
+      <w:r>
+        <w:t>Pruebas y funcionamiento final</w:t>
+      </w:r>
     </w:p>
     <w:p>
       <w:pPr>
@@ -1021,14 +1176,14 @@
         <w:pStyle w:val="Ttulo1"/>
         <w:spacing w:after="240"/>
       </w:pPr>
-      <w:bookmarkStart w:id="7" w:name="_Toc240646882"/>
-      <w:bookmarkStart w:id="8" w:name="_Toc240647018"/>
+      <w:bookmarkStart w:id="5" w:name="_Toc240646882"/>
+      <w:bookmarkStart w:id="6" w:name="_Toc240647018"/>
       <w:r>
         <w:lastRenderedPageBreak/>
         <w:t>Bibliografía</w:t>
       </w:r>
-      <w:bookmarkEnd w:id="7"/>
-      <w:bookmarkEnd w:id="8"/>
+      <w:bookmarkEnd w:id="5"/>
+      <w:bookmarkEnd w:id="6"/>
     </w:p>
     <w:p>
       <w:pPr>
@@ -1047,9 +1202,9 @@
       </w:r>
     </w:p>
     <w:sectPr>
-      <w:headerReference w:type="default" r:id="rId8"/>
-      <w:footerReference w:type="default" r:id="rId9"/>
-      <w:headerReference w:type="first" r:id="rId10"/>
+      <w:headerReference w:type="default" r:id="rId11"/>
+      <w:footerReference w:type="default" r:id="rId12"/>
+      <w:headerReference w:type="first" r:id="rId13"/>
       <w:pgSz w:w="11906" w:h="16838"/>
       <w:pgMar w:top="1417" w:right="1701" w:bottom="1417" w:left="1701" w:header="708" w:footer="708" w:gutter="0"/>
       <w:pgNumType w:start="0"/>
@@ -1116,7 +1271,7 @@
           <w:rPr>
             <w:noProof/>
           </w:rPr>
-          <w:t>3</w:t>
+          <w:t>4</w:t>
         </w:r>
         <w:r>
           <w:fldChar w:fldCharType="end"/>
@@ -2084,7 +2239,7 @@
 </file>
 
 <file path=customXml/itemProps2.xml><?xml version="1.0" encoding="utf-8"?>
-<ds:datastoreItem xmlns:ds="http://schemas.openxmlformats.org/officeDocument/2006/customXml" ds:itemID="{B2067119-F420-4B8A-A04B-9A92990C8FB5}">
+<ds:datastoreItem xmlns:ds="http://schemas.openxmlformats.org/officeDocument/2006/customXml" ds:itemID="{CDD0C665-3E11-4528-95FC-92B20DA9C104}">
   <ds:schemaRefs>
     <ds:schemaRef ds:uri="http://schemas.openxmlformats.org/officeDocument/2006/bibliography"/>
   </ds:schemaRefs>

--- a/Trabajos/Despliegue de Aplicaciones Web/iMarin_DAW_DU1_P3.docx
+++ b/Trabajos/Despliegue de Aplicaciones Web/iMarin_DAW_DU1_P3.docx
@@ -15,11 +15,13 @@
         <w:p>
           <w:pPr>
             <w:spacing w:after="240"/>
+            <w:jc w:val="both"/>
           </w:pPr>
         </w:p>
         <w:p>
           <w:pPr>
             <w:spacing w:after="240"/>
+            <w:jc w:val="both"/>
           </w:pPr>
           <w:r>
             <w:rPr>
@@ -575,6 +577,7 @@
         <w:p>
           <w:pPr>
             <w:pStyle w:val="TtuloTDC"/>
+            <w:jc w:val="both"/>
           </w:pPr>
           <w:r>
             <w:t>Índice</w:t>
@@ -586,6 +589,7 @@
             <w:tabs>
               <w:tab w:val="right" w:leader="dot" w:pos="8494"/>
             </w:tabs>
+            <w:jc w:val="both"/>
           </w:pPr>
         </w:p>
         <w:p>
@@ -609,13 +613,13 @@
           <w:r>
             <w:fldChar w:fldCharType="separate"/>
           </w:r>
-          <w:hyperlink w:anchor="_Toc240647015" w:history="1">
+          <w:hyperlink w:anchor="_Toc243418453" w:history="1">
             <w:r>
               <w:rPr>
                 <w:rStyle w:val="Hipervnculo"/>
                 <w:noProof/>
               </w:rPr>
-              <w:t>Ejercicio 1</w:t>
+              <w:t>Creación de la página web</w:t>
             </w:r>
             <w:r>
               <w:rPr>
@@ -636,7 +640,7 @@
                 <w:noProof/>
                 <w:webHidden/>
               </w:rPr>
-              <w:instrText xml:space="preserve"> PAGEREF _Toc240647015 \h </w:instrText>
+              <w:instrText xml:space="preserve"> PAGEREF _Toc243418453 \h </w:instrText>
             </w:r>
             <w:r>
               <w:rPr>
@@ -679,13 +683,13 @@
               <w:lang w:eastAsia="es-ES"/>
             </w:rPr>
           </w:pPr>
-          <w:hyperlink w:anchor="_Toc240647016" w:history="1">
+          <w:hyperlink w:anchor="_Toc243418454" w:history="1">
             <w:r>
               <w:rPr>
                 <w:rStyle w:val="Hipervnculo"/>
                 <w:noProof/>
               </w:rPr>
-              <w:t>Ejercicio 2</w:t>
+              <w:t>Creación de la aplicación</w:t>
             </w:r>
             <w:r>
               <w:rPr>
@@ -706,7 +710,7 @@
                 <w:noProof/>
                 <w:webHidden/>
               </w:rPr>
-              <w:instrText xml:space="preserve"> PAGEREF _Toc240647016 \h </w:instrText>
+              <w:instrText xml:space="preserve"> PAGEREF _Toc243418454 \h </w:instrText>
             </w:r>
             <w:r>
               <w:rPr>
@@ -726,7 +730,7 @@
                 <w:noProof/>
                 <w:webHidden/>
               </w:rPr>
-              <w:t>2</w:t>
+              <w:t>3</w:t>
             </w:r>
             <w:r>
               <w:rPr>
@@ -749,13 +753,13 @@
               <w:lang w:eastAsia="es-ES"/>
             </w:rPr>
           </w:pPr>
-          <w:hyperlink w:anchor="_Toc240647017" w:history="1">
+          <w:hyperlink w:anchor="_Toc243418455" w:history="1">
             <w:r>
               <w:rPr>
                 <w:rStyle w:val="Hipervnculo"/>
                 <w:noProof/>
               </w:rPr>
-              <w:t>Ejercicio 3</w:t>
+              <w:t>Preguntas finales</w:t>
             </w:r>
             <w:r>
               <w:rPr>
@@ -776,7 +780,7 @@
                 <w:noProof/>
                 <w:webHidden/>
               </w:rPr>
-              <w:instrText xml:space="preserve"> PAGEREF _Toc240647017 \h </w:instrText>
+              <w:instrText xml:space="preserve"> PAGEREF _Toc243418455 \h </w:instrText>
             </w:r>
             <w:r>
               <w:rPr>
@@ -796,7 +800,7 @@
                 <w:noProof/>
                 <w:webHidden/>
               </w:rPr>
-              <w:t>2</w:t>
+              <w:t>6</w:t>
             </w:r>
             <w:r>
               <w:rPr>
@@ -819,7 +823,7 @@
               <w:lang w:eastAsia="es-ES"/>
             </w:rPr>
           </w:pPr>
-          <w:hyperlink w:anchor="_Toc240647018" w:history="1">
+          <w:hyperlink w:anchor="_Toc243418456" w:history="1">
             <w:r>
               <w:rPr>
                 <w:rStyle w:val="Hipervnculo"/>
@@ -846,7 +850,7 @@
                 <w:noProof/>
                 <w:webHidden/>
               </w:rPr>
-              <w:instrText xml:space="preserve"> PAGEREF _Toc240647018 \h </w:instrText>
+              <w:instrText xml:space="preserve"> PAGEREF _Toc243418456 \h </w:instrText>
             </w:r>
             <w:r>
               <w:rPr>
@@ -866,7 +870,7 @@
                 <w:noProof/>
                 <w:webHidden/>
               </w:rPr>
-              <w:t>3</w:t>
+              <w:t>7</w:t>
             </w:r>
             <w:r>
               <w:rPr>
@@ -878,6 +882,9 @@
           </w:hyperlink>
         </w:p>
         <w:p>
+          <w:pPr>
+            <w:jc w:val="both"/>
+          </w:pPr>
           <w:r>
             <w:rPr>
               <w:b/>
@@ -890,6 +897,7 @@
     </w:sdt>
     <w:p>
       <w:pPr>
+        <w:jc w:val="both"/>
         <w:rPr>
           <w:lang w:eastAsia="es-ES"/>
         </w:rPr>
@@ -898,6 +906,7 @@
     <w:p>
       <w:pPr>
         <w:spacing w:after="240"/>
+        <w:jc w:val="both"/>
       </w:pPr>
       <w:r>
         <w:br w:type="page"/>
@@ -907,9 +916,10 @@
       <w:pPr>
         <w:pStyle w:val="Ttulo1"/>
         <w:spacing w:after="240"/>
+        <w:jc w:val="both"/>
       </w:pPr>
       <w:bookmarkStart w:id="0" w:name="_Toc240646879"/>
-      <w:bookmarkStart w:id="1" w:name="_Toc240647015"/>
+      <w:bookmarkStart w:id="1" w:name="_Toc243418453"/>
       <w:r>
         <w:lastRenderedPageBreak/>
         <w:t>Creación de la página web</w:t>
@@ -920,29 +930,28 @@
     <w:p>
       <w:pPr>
         <w:spacing w:after="240"/>
+        <w:jc w:val="both"/>
       </w:pPr>
       <w:r>
         <w:t>Creamos una</w:t>
       </w:r>
       <w:r>
-        <w:t xml:space="preserve"> página web estática alojada en el servidor Apache. La web está formada por tres páginas distintas: Inicio, Servicios y Contacto, todas </w:t>
-      </w:r>
-      <w:bookmarkStart w:id="2" w:name="_GoBack"/>
-      <w:bookmarkEnd w:id="2"/>
-      <w:r>
-        <w:t>conectadas mediante un menú de navegación común y utilizando la misma hoja de estilos CSS.</w:t>
+        <w:t xml:space="preserve"> página web estática alojada en el servidor Apache. La web está formada por tres páginas distintas: Inicio, Servicios y Contacto, todas conectadas mediante un menú de navegación común y utilizando la misma hoja de estilos CSS.</w:t>
       </w:r>
     </w:p>
     <w:p>
       <w:pPr>
         <w:spacing w:after="240"/>
+        <w:jc w:val="both"/>
       </w:pPr>
       <w:r>
         <w:rPr>
           <w:b/>
+          <w:noProof/>
+          <w:lang w:eastAsia="es-ES"/>
         </w:rPr>
         <w:drawing>
-          <wp:inline distT="0" distB="0" distL="0" distR="0" wp14:anchorId="7C6C568B" wp14:editId="6B6BB71B">
+          <wp:inline distT="0" distB="0" distL="0" distR="0" wp14:anchorId="66B0C907" wp14:editId="271D083B">
             <wp:extent cx="4694444" cy="3540154"/>
             <wp:effectExtent l="0" t="0" r="0" b="3175"/>
             <wp:docPr id="1" name="Imagen 1"/>
@@ -981,10 +990,15 @@
     <w:p>
       <w:pPr>
         <w:spacing w:after="240"/>
-      </w:pPr>
-      <w:r>
+        <w:jc w:val="both"/>
+      </w:pPr>
+      <w:r>
+        <w:rPr>
+          <w:noProof/>
+          <w:lang w:eastAsia="es-ES"/>
+        </w:rPr>
         <w:drawing>
-          <wp:inline distT="0" distB="0" distL="0" distR="0" wp14:anchorId="38F49BA6" wp14:editId="7FA0FDCD">
+          <wp:inline distT="0" distB="0" distL="0" distR="0" wp14:anchorId="1FD18E7C" wp14:editId="4553F6B9">
             <wp:extent cx="4693920" cy="3920615"/>
             <wp:effectExtent l="0" t="0" r="0" b="3810"/>
             <wp:docPr id="2" name="Imagen 2"/>
@@ -1023,11 +1037,16 @@
     <w:p>
       <w:pPr>
         <w:spacing w:after="240"/>
-      </w:pPr>
-      <w:r>
+        <w:jc w:val="both"/>
+      </w:pPr>
+      <w:r>
+        <w:rPr>
+          <w:noProof/>
+          <w:lang w:eastAsia="es-ES"/>
+        </w:rPr>
         <w:lastRenderedPageBreak/>
         <w:drawing>
-          <wp:inline distT="0" distB="0" distL="0" distR="0" wp14:anchorId="1D98B51F" wp14:editId="40201DD2">
+          <wp:inline distT="0" distB="0" distL="0" distR="0" wp14:anchorId="412D0294" wp14:editId="76C8CCC4">
             <wp:extent cx="4756558" cy="3756473"/>
             <wp:effectExtent l="0" t="0" r="6350" b="0"/>
             <wp:docPr id="3" name="Imagen 3"/>
@@ -1067,105 +1086,441 @@
       <w:pPr>
         <w:pStyle w:val="Ttulo1"/>
         <w:spacing w:after="240"/>
-      </w:pPr>
-      <w:bookmarkStart w:id="3" w:name="_Toc240646880"/>
-      <w:bookmarkStart w:id="4" w:name="_Toc240647016"/>
-      <w:r>
-        <w:t>Creación de la aplicación</w:t>
-      </w:r>
-      <w:bookmarkEnd w:id="3"/>
-      <w:bookmarkEnd w:id="4"/>
-    </w:p>
-    <w:p>
-      <w:pPr>
-        <w:spacing w:after="240"/>
+        <w:jc w:val="both"/>
         <w:rPr>
           <w:b/>
         </w:rPr>
       </w:pPr>
-      <w:r>
+      <w:bookmarkStart w:id="2" w:name="_Toc240646880"/>
+      <w:bookmarkStart w:id="3" w:name="_Toc243418454"/>
+      <w:r>
+        <w:t>Creación de la aplicación</w:t>
+      </w:r>
+      <w:bookmarkStart w:id="4" w:name="_GoBack"/>
+      <w:bookmarkEnd w:id="2"/>
+      <w:bookmarkEnd w:id="3"/>
+      <w:bookmarkEnd w:id="4"/>
+    </w:p>
+    <w:p>
+      <w:pPr>
+        <w:spacing w:after="240"/>
+        <w:jc w:val="both"/>
+      </w:pPr>
+      <w:r>
+        <w:rPr>
+          <w:noProof/>
+          <w:lang w:eastAsia="es-ES"/>
+        </w:rPr>
+        <w:drawing>
+          <wp:inline distT="0" distB="0" distL="0" distR="0" wp14:anchorId="106475B7" wp14:editId="7904A05B">
+            <wp:extent cx="5400040" cy="3062605"/>
+            <wp:effectExtent l="0" t="0" r="0" b="4445"/>
+            <wp:docPr id="4" name="Imagen 4"/>
+            <wp:cNvGraphicFramePr>
+              <a:graphicFrameLocks xmlns:a="http://schemas.openxmlformats.org/drawingml/2006/main" noChangeAspect="1"/>
+            </wp:cNvGraphicFramePr>
+            <a:graphic xmlns:a="http://schemas.openxmlformats.org/drawingml/2006/main">
+              <a:graphicData uri="http://schemas.openxmlformats.org/drawingml/2006/picture">
+                <pic:pic xmlns:pic="http://schemas.openxmlformats.org/drawingml/2006/picture">
+                  <pic:nvPicPr>
+                    <pic:cNvPr id="1" name=""/>
+                    <pic:cNvPicPr/>
+                  </pic:nvPicPr>
+                  <pic:blipFill>
+                    <a:blip r:embed="rId11"/>
+                    <a:stretch>
+                      <a:fillRect/>
+                    </a:stretch>
+                  </pic:blipFill>
+                  <pic:spPr>
+                    <a:xfrm>
+                      <a:off x="0" y="0"/>
+                      <a:ext cx="5400040" cy="3062605"/>
+                    </a:xfrm>
+                    <a:prstGeom prst="rect">
+                      <a:avLst/>
+                    </a:prstGeom>
+                  </pic:spPr>
+                </pic:pic>
+              </a:graphicData>
+            </a:graphic>
+          </wp:inline>
+        </w:drawing>
+      </w:r>
+    </w:p>
+    <w:p>
+      <w:pPr>
+        <w:spacing w:after="240"/>
+        <w:jc w:val="both"/>
+      </w:pPr>
+      <w:r>
+        <w:t xml:space="preserve">Node.js </w:t>
+      </w:r>
+      <w:r>
+        <w:t xml:space="preserve">instalado </w:t>
+      </w:r>
+      <w:r>
+        <w:t>en la máquina</w:t>
+      </w:r>
+      <w:r>
+        <w:t xml:space="preserve"> virtual</w:t>
+      </w:r>
+      <w:r>
+        <w:t>.</w:t>
+      </w:r>
+    </w:p>
+    <w:p>
+      <w:pPr>
+        <w:spacing w:after="240"/>
+        <w:jc w:val="both"/>
+      </w:pPr>
+      <w:r>
+        <w:lastRenderedPageBreak/>
+        <w:drawing>
+          <wp:inline distT="0" distB="0" distL="0" distR="0" wp14:anchorId="4188A9B6" wp14:editId="32E37F43">
+            <wp:extent cx="5400040" cy="2937510"/>
+            <wp:effectExtent l="0" t="0" r="0" b="0"/>
+            <wp:docPr id="5" name="Imagen 5"/>
+            <wp:cNvGraphicFramePr>
+              <a:graphicFrameLocks xmlns:a="http://schemas.openxmlformats.org/drawingml/2006/main" noChangeAspect="1"/>
+            </wp:cNvGraphicFramePr>
+            <a:graphic xmlns:a="http://schemas.openxmlformats.org/drawingml/2006/main">
+              <a:graphicData uri="http://schemas.openxmlformats.org/drawingml/2006/picture">
+                <pic:pic xmlns:pic="http://schemas.openxmlformats.org/drawingml/2006/picture">
+                  <pic:nvPicPr>
+                    <pic:cNvPr id="1" name=""/>
+                    <pic:cNvPicPr/>
+                  </pic:nvPicPr>
+                  <pic:blipFill>
+                    <a:blip r:embed="rId12"/>
+                    <a:stretch>
+                      <a:fillRect/>
+                    </a:stretch>
+                  </pic:blipFill>
+                  <pic:spPr>
+                    <a:xfrm>
+                      <a:off x="0" y="0"/>
+                      <a:ext cx="5400040" cy="2937510"/>
+                    </a:xfrm>
+                    <a:prstGeom prst="rect">
+                      <a:avLst/>
+                    </a:prstGeom>
+                  </pic:spPr>
+                </pic:pic>
+              </a:graphicData>
+            </a:graphic>
+          </wp:inline>
+        </w:drawing>
+      </w:r>
+    </w:p>
+    <w:p>
+      <w:pPr>
+        <w:spacing w:after="240"/>
+        <w:jc w:val="both"/>
+      </w:pPr>
+      <w:r>
+        <w:drawing>
+          <wp:inline distT="0" distB="0" distL="0" distR="0" wp14:anchorId="5C960681" wp14:editId="0284628D">
+            <wp:extent cx="5400040" cy="2065655"/>
+            <wp:effectExtent l="0" t="0" r="0" b="0"/>
+            <wp:docPr id="6" name="Imagen 6"/>
+            <wp:cNvGraphicFramePr>
+              <a:graphicFrameLocks xmlns:a="http://schemas.openxmlformats.org/drawingml/2006/main" noChangeAspect="1"/>
+            </wp:cNvGraphicFramePr>
+            <a:graphic xmlns:a="http://schemas.openxmlformats.org/drawingml/2006/main">
+              <a:graphicData uri="http://schemas.openxmlformats.org/drawingml/2006/picture">
+                <pic:pic xmlns:pic="http://schemas.openxmlformats.org/drawingml/2006/picture">
+                  <pic:nvPicPr>
+                    <pic:cNvPr id="1" name=""/>
+                    <pic:cNvPicPr/>
+                  </pic:nvPicPr>
+                  <pic:blipFill>
+                    <a:blip r:embed="rId13"/>
+                    <a:stretch>
+                      <a:fillRect/>
+                    </a:stretch>
+                  </pic:blipFill>
+                  <pic:spPr>
+                    <a:xfrm>
+                      <a:off x="0" y="0"/>
+                      <a:ext cx="5400040" cy="2065655"/>
+                    </a:xfrm>
+                    <a:prstGeom prst="rect">
+                      <a:avLst/>
+                    </a:prstGeom>
+                  </pic:spPr>
+                </pic:pic>
+              </a:graphicData>
+            </a:graphic>
+          </wp:inline>
+        </w:drawing>
+      </w:r>
+    </w:p>
+    <w:p>
+      <w:pPr>
+        <w:spacing w:after="240"/>
+        <w:jc w:val="both"/>
+      </w:pPr>
+      <w:r>
+        <w:t>A</w:t>
+      </w:r>
+      <w:r>
+        <w:t>plicación web con Node.js y Express que permite calcular el presupuesto estimado de una página web en función del tipo de proyecto y los servicios adicionales seleccionados.</w:t>
+      </w:r>
+    </w:p>
+    <w:p>
+      <w:pPr>
+        <w:spacing w:after="240"/>
+        <w:jc w:val="both"/>
+      </w:pPr>
+      <w:r>
+        <w:lastRenderedPageBreak/>
+        <w:drawing>
+          <wp:inline distT="0" distB="0" distL="0" distR="0" wp14:anchorId="2BC56CFA" wp14:editId="4FF27DAD">
+            <wp:extent cx="5400040" cy="4929505"/>
+            <wp:effectExtent l="0" t="0" r="0" b="4445"/>
+            <wp:docPr id="7" name="Imagen 7"/>
+            <wp:cNvGraphicFramePr>
+              <a:graphicFrameLocks xmlns:a="http://schemas.openxmlformats.org/drawingml/2006/main" noChangeAspect="1"/>
+            </wp:cNvGraphicFramePr>
+            <a:graphic xmlns:a="http://schemas.openxmlformats.org/drawingml/2006/main">
+              <a:graphicData uri="http://schemas.openxmlformats.org/drawingml/2006/picture">
+                <pic:pic xmlns:pic="http://schemas.openxmlformats.org/drawingml/2006/picture">
+                  <pic:nvPicPr>
+                    <pic:cNvPr id="1" name=""/>
+                    <pic:cNvPicPr/>
+                  </pic:nvPicPr>
+                  <pic:blipFill>
+                    <a:blip r:embed="rId14"/>
+                    <a:stretch>
+                      <a:fillRect/>
+                    </a:stretch>
+                  </pic:blipFill>
+                  <pic:spPr>
+                    <a:xfrm>
+                      <a:off x="0" y="0"/>
+                      <a:ext cx="5400040" cy="4929505"/>
+                    </a:xfrm>
+                    <a:prstGeom prst="rect">
+                      <a:avLst/>
+                    </a:prstGeom>
+                  </pic:spPr>
+                </pic:pic>
+              </a:graphicData>
+            </a:graphic>
+          </wp:inline>
+        </w:drawing>
+      </w:r>
+    </w:p>
+    <w:p>
+      <w:pPr>
+        <w:spacing w:after="240"/>
+        <w:jc w:val="both"/>
+      </w:pPr>
+      <w:r>
+        <w:t>La página web alojada en Apache conectad</w:t>
+      </w:r>
+      <w:r>
+        <w:t>a</w:t>
+      </w:r>
+      <w:r>
+        <w:t xml:space="preserve"> con la aplicación desarrollada en Node.js mediante un enlace desde la sección Servicios. Al pulsar el botón “Calcular presupuesto”, el usuario accede a la aplicación ejecutada en </w:t>
+      </w:r>
+      <w:r>
+        <w:t>“</w:t>
+      </w:r>
+      <w:r>
+        <w:t>http://localhost/Actividad3/servicios.html</w:t>
+      </w:r>
+      <w:r>
+        <w:t>”</w:t>
+      </w:r>
+      <w:r>
+        <w:t>.</w:t>
+      </w:r>
+    </w:p>
+    <w:p>
+      <w:pPr>
+        <w:spacing w:after="240"/>
+        <w:jc w:val="both"/>
+      </w:pPr>
+      <w:r>
+        <w:drawing>
+          <wp:inline distT="0" distB="0" distL="0" distR="0" wp14:anchorId="24CC31F0" wp14:editId="48A480BB">
+            <wp:extent cx="5400040" cy="2679700"/>
+            <wp:effectExtent l="0" t="0" r="0" b="6350"/>
+            <wp:docPr id="8" name="Imagen 8"/>
+            <wp:cNvGraphicFramePr>
+              <a:graphicFrameLocks xmlns:a="http://schemas.openxmlformats.org/drawingml/2006/main" noChangeAspect="1"/>
+            </wp:cNvGraphicFramePr>
+            <a:graphic xmlns:a="http://schemas.openxmlformats.org/drawingml/2006/main">
+              <a:graphicData uri="http://schemas.openxmlformats.org/drawingml/2006/picture">
+                <pic:pic xmlns:pic="http://schemas.openxmlformats.org/drawingml/2006/picture">
+                  <pic:nvPicPr>
+                    <pic:cNvPr id="1" name=""/>
+                    <pic:cNvPicPr/>
+                  </pic:nvPicPr>
+                  <pic:blipFill>
+                    <a:blip r:embed="rId15"/>
+                    <a:stretch>
+                      <a:fillRect/>
+                    </a:stretch>
+                  </pic:blipFill>
+                  <pic:spPr>
+                    <a:xfrm>
+                      <a:off x="0" y="0"/>
+                      <a:ext cx="5400040" cy="2679700"/>
+                    </a:xfrm>
+                    <a:prstGeom prst="rect">
+                      <a:avLst/>
+                    </a:prstGeom>
+                  </pic:spPr>
+                </pic:pic>
+              </a:graphicData>
+            </a:graphic>
+          </wp:inline>
+        </w:drawing>
+      </w:r>
+    </w:p>
+    <w:p>
+      <w:pPr>
+        <w:spacing w:after="240"/>
+        <w:jc w:val="both"/>
+      </w:pPr>
+      <w:r>
+        <w:t>Enlace de ambas páginas en la página principal, “servicios.html”.</w:t>
+      </w:r>
+    </w:p>
+    <w:p>
+      <w:pPr>
+        <w:pStyle w:val="Ttulo1"/>
+        <w:spacing w:after="240"/>
+        <w:jc w:val="both"/>
+      </w:pPr>
+      <w:bookmarkStart w:id="5" w:name="_Toc243418455"/>
+      <w:r>
+        <w:lastRenderedPageBreak/>
+        <w:t>Preguntas finales</w:t>
+      </w:r>
+      <w:bookmarkEnd w:id="5"/>
+    </w:p>
+    <w:p>
+      <w:pPr>
+        <w:spacing w:after="240"/>
+        <w:jc w:val="both"/>
         <w:rPr>
           <w:b/>
         </w:rPr>
-        <w:t>Enunciado…</w:t>
-      </w:r>
-    </w:p>
-    <w:p>
-      <w:pPr>
-        <w:spacing w:after="240"/>
-      </w:pPr>
-      <w:r>
-        <w:t>Respuesta</w:t>
-      </w:r>
-      <w:r>
-        <w:t xml:space="preserve"> </w:t>
-      </w:r>
-    </w:p>
-    <w:p>
-      <w:pPr>
-        <w:pStyle w:val="Ttulo1"/>
-        <w:spacing w:after="240"/>
-      </w:pPr>
-      <w:r>
-        <w:t>Conexión entre la web y la aplicación</w:t>
-      </w:r>
-    </w:p>
-    <w:p>
-      <w:pPr>
-        <w:spacing w:after="240"/>
+      </w:pPr>
+      <w:r>
         <w:rPr>
           <w:b/>
         </w:rPr>
-      </w:pPr>
-      <w:r>
+        <w:t>¿Cuál fue la parte más compleja de esta actividad? ¿Cómo lograste resolverla?</w:t>
+      </w:r>
+    </w:p>
+    <w:p>
+      <w:pPr>
+        <w:spacing w:after="240"/>
+        <w:jc w:val="both"/>
+      </w:pPr>
+      <w:r>
+        <w:t>La parte más compleja fue configurar y utilizar Node.js por primera vez y conseguir que funcionase junto con Apache</w:t>
+      </w:r>
+      <w:r>
+        <w:t>. Instalar</w:t>
+      </w:r>
+      <w:r>
+        <w:t xml:space="preserve"> Node.js y Express</w:t>
+      </w:r>
+      <w:r>
+        <w:t xml:space="preserve"> no fue demasiado difícil</w:t>
+      </w:r>
+      <w:r>
+        <w:t xml:space="preserve">, </w:t>
+      </w:r>
+      <w:r>
+        <w:t>pero crear</w:t>
+      </w:r>
+      <w:r>
+        <w:t xml:space="preserve"> un servidor en un puerto diferente y enlaz</w:t>
+      </w:r>
+      <w:r>
+        <w:t>ar</w:t>
+      </w:r>
+      <w:r>
+        <w:t xml:space="preserve"> ambas aplicaciones mediante la página web alojada en Apache</w:t>
+      </w:r>
+      <w:r>
+        <w:t xml:space="preserve"> fue más complicado</w:t>
+      </w:r>
+      <w:r>
+        <w:t>.</w:t>
+      </w:r>
+    </w:p>
+    <w:p>
+      <w:pPr>
+        <w:spacing w:after="240"/>
+        <w:jc w:val="both"/>
         <w:rPr>
           <w:b/>
         </w:rPr>
-        <w:t>Enunciado…</w:t>
-      </w:r>
-    </w:p>
-    <w:p>
-      <w:pPr>
-        <w:spacing w:after="240"/>
-      </w:pPr>
-      <w:r>
-        <w:t>Respuesta</w:t>
-      </w:r>
-    </w:p>
-    <w:p>
-      <w:pPr>
-        <w:pStyle w:val="Ttulo1"/>
-        <w:spacing w:after="240"/>
-      </w:pPr>
-      <w:r>
-        <w:t>Pruebas y funcionamiento final</w:t>
-      </w:r>
-    </w:p>
-    <w:p>
-      <w:pPr>
-        <w:spacing w:after="240"/>
+      </w:pPr>
+      <w:r>
         <w:rPr>
           <w:b/>
         </w:rPr>
-      </w:pPr>
-      <w:r>
-        <w:rPr>
-          <w:b/>
-        </w:rPr>
-        <w:t>Enunciado…</w:t>
+        <w:t>¿Puedes investigar acerca de otro servidor web y compararlo con Apache</w:t>
       </w:r>
     </w:p>
     <w:p>
       <w:pPr>
         <w:spacing w:after="240"/>
-      </w:pPr>
-      <w:r>
-        <w:t>Respuesta</w:t>
+        <w:jc w:val="both"/>
+      </w:pPr>
+      <w:proofErr w:type="spellStart"/>
+      <w:r>
+        <w:t>Nginx</w:t>
+      </w:r>
+      <w:proofErr w:type="spellEnd"/>
+      <w:r>
+        <w:t xml:space="preserve"> es otro servidor web muy utilizado</w:t>
+      </w:r>
+      <w:r>
+        <w:t xml:space="preserve"> que, a</w:t>
+      </w:r>
+      <w:r>
+        <w:t xml:space="preserve"> diferencia de Apache,</w:t>
+      </w:r>
+      <w:r>
+        <w:t xml:space="preserve"> tiene un</w:t>
+      </w:r>
+      <w:r>
+        <w:t xml:space="preserve"> bajo consumo de recursos y </w:t>
+      </w:r>
+      <w:r>
+        <w:t>un</w:t>
+      </w:r>
+      <w:r>
+        <w:t xml:space="preserve"> buen rendimiento </w:t>
+      </w:r>
+      <w:r>
+        <w:t>al</w:t>
+      </w:r>
+      <w:r>
+        <w:t xml:space="preserve"> gestiona</w:t>
+      </w:r>
+      <w:r>
+        <w:t>r</w:t>
+      </w:r>
+      <w:r>
+        <w:t xml:space="preserve"> muchas conexiones simultáneas. Apache, en cambio, ofrece una configuración muy flexible y gran compatibilidad con distintos módulos y aplicaciones.</w:t>
       </w:r>
     </w:p>
     <w:p>
       <w:pPr>
         <w:spacing w:after="240"/>
+        <w:jc w:val="both"/>
       </w:pPr>
       <w:r>
         <w:br w:type="page"/>
@@ -1175,36 +1530,69 @@
       <w:pPr>
         <w:pStyle w:val="Ttulo1"/>
         <w:spacing w:after="240"/>
-      </w:pPr>
-      <w:bookmarkStart w:id="5" w:name="_Toc240646882"/>
-      <w:bookmarkStart w:id="6" w:name="_Toc240647018"/>
+        <w:jc w:val="both"/>
+      </w:pPr>
+      <w:bookmarkStart w:id="6" w:name="_Toc240646882"/>
+      <w:bookmarkStart w:id="7" w:name="_Toc243418456"/>
       <w:r>
         <w:lastRenderedPageBreak/>
         <w:t>Bibliografía</w:t>
       </w:r>
-      <w:bookmarkEnd w:id="5"/>
       <w:bookmarkEnd w:id="6"/>
+      <w:bookmarkEnd w:id="7"/>
     </w:p>
     <w:p>
       <w:pPr>
         <w:spacing w:after="240"/>
-      </w:pPr>
-      <w:r>
-        <w:t>Referencia 1: [link]</w:t>
-      </w:r>
+        <w:jc w:val="both"/>
+      </w:pPr>
+      <w:r>
+        <w:t xml:space="preserve">Página de descarga de Node.js: </w:t>
+      </w:r>
+      <w:hyperlink r:id="rId16" w:history="1">
+        <w:r>
+          <w:rPr>
+            <w:rStyle w:val="Hipervnculo"/>
+          </w:rPr>
+          <w:t>https://nodejs.org/es/download</w:t>
+        </w:r>
+      </w:hyperlink>
     </w:p>
     <w:p>
       <w:pPr>
         <w:spacing w:after="240"/>
-      </w:pPr>
-      <w:r>
-        <w:t>…</w:t>
-      </w:r>
+        <w:jc w:val="both"/>
+      </w:pPr>
+      <w:r>
+        <w:t xml:space="preserve">Wikipedia - </w:t>
+      </w:r>
+      <w:proofErr w:type="spellStart"/>
+      <w:r>
+        <w:t>Nginx</w:t>
+      </w:r>
+      <w:proofErr w:type="spellEnd"/>
+      <w:r>
+        <w:t xml:space="preserve">: </w:t>
+      </w:r>
+      <w:hyperlink r:id="rId17" w:history="1">
+        <w:r>
+          <w:rPr>
+            <w:rStyle w:val="Hipervnculo"/>
+          </w:rPr>
+          <w:t>https://es.wikipedia.org/wiki/Nginx</w:t>
+        </w:r>
+      </w:hyperlink>
+    </w:p>
+    <w:p>
+      <w:pPr>
+        <w:spacing w:after="240"/>
+        <w:jc w:val="both"/>
+      </w:pPr>
     </w:p>
     <w:sectPr>
-      <w:headerReference w:type="default" r:id="rId11"/>
-      <w:footerReference w:type="default" r:id="rId12"/>
-      <w:headerReference w:type="first" r:id="rId13"/>
+      <w:headerReference w:type="default" r:id="rId18"/>
+      <w:footerReference w:type="default" r:id="rId19"/>
+      <w:headerReference w:type="first" r:id="rId20"/>
       <w:pgSz w:w="11906" w:h="16838"/>
       <w:pgMar w:top="1417" w:right="1701" w:bottom="1417" w:left="1701" w:header="708" w:footer="708" w:gutter="0"/>
       <w:pgNumType w:start="0"/>
@@ -1271,7 +1659,7 @@
           <w:rPr>
             <w:noProof/>
           </w:rPr>
-          <w:t>4</w:t>
+          <w:t>3</w:t>
         </w:r>
         <w:r>
           <w:fldChar w:fldCharType="end"/>
@@ -1733,7 +2121,7 @@
   <w:style w:type="paragraph" w:default="1" w:styleId="Normal">
     <w:name w:val="Normal"/>
     <w:qFormat/>
-    <w:rsid w:val="0057115F"/>
+    <w:rsid w:val="000912B1"/>
   </w:style>
   <w:style w:type="paragraph" w:styleId="Ttulo1">
     <w:name w:val="heading 1"/>
@@ -2239,7 +2627,7 @@
 </file>
 
 <file path=customXml/itemProps2.xml><?xml version="1.0" encoding="utf-8"?>
-<ds:datastoreItem xmlns:ds="http://schemas.openxmlformats.org/officeDocument/2006/customXml" ds:itemID="{CDD0C665-3E11-4528-95FC-92B20DA9C104}">
+<ds:datastoreItem xmlns:ds="http://schemas.openxmlformats.org/officeDocument/2006/customXml" ds:itemID="{65A92548-1DB3-4710-AE2A-CC4375174722}">
   <ds:schemaRefs>
     <ds:schemaRef ds:uri="http://schemas.openxmlformats.org/officeDocument/2006/bibliography"/>
   </ds:schemaRefs>

--- a/Trabajos/Despliegue de Aplicaciones Web/iMarin_DAW_DU1_P3.docx
+++ b/Trabajos/Despliegue de Aplicaciones Web/iMarin_DAW_DU1_P3.docx
@@ -152,6 +152,7 @@
                                     <w:pPr>
                                       <w:pStyle w:val="Sinespaciado"/>
                                       <w:spacing w:before="40" w:after="40"/>
+                                      <w:jc w:val="both"/>
                                       <w:rPr>
                                         <w:caps/>
                                         <w:color w:val="1F3864" w:themeColor="accent5" w:themeShade="80"/>
@@ -191,6 +192,7 @@
                                     <w:pPr>
                                       <w:pStyle w:val="Sinespaciado"/>
                                       <w:spacing w:before="80" w:after="40"/>
+                                      <w:jc w:val="both"/>
                                       <w:rPr>
                                         <w:caps/>
                                         <w:color w:val="4472C4" w:themeColor="accent5"/>
@@ -236,7 +238,7 @@
                     <v:stroke joinstyle="miter"/>
                     <v:path gradientshapeok="t" o:connecttype="rect"/>
                   </v:shapetype>
-                  <v:shape id="Cuadro de texto 131" o:spid="_x0000_s1026" type="#_x0000_t202" style="position:absolute;margin-left:0;margin-top:0;width:369pt;height:529.2pt;z-index:251660288;visibility:visible;mso-wrap-style:square;mso-width-percent:790;mso-height-percent:350;mso-left-percent:77;mso-top-percent:540;mso-wrap-distance-left:14.4pt;mso-wrap-distance-top:0;mso-wrap-distance-right:14.4pt;mso-wrap-distance-bottom:0;mso-position-horizontal-relative:margin;mso-position-vertical-relative:page;mso-width-percent:790;mso-height-percent:350;mso-left-percent:77;mso-top-percent:540;mso-width-relative:margin;mso-height-relative:page;v-text-anchor:top" o:gfxdata="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" filled="f" stroked="f" strokeweight=".5pt">
+                  <v:shape id="Cuadro de texto 131" o:spid="_x0000_s1026" type="#_x0000_t202" style="position:absolute;left:0;text-align:left;margin-left:0;margin-top:0;width:369pt;height:529.2pt;z-index:251660288;visibility:visible;mso-wrap-style:square;mso-width-percent:790;mso-height-percent:350;mso-left-percent:77;mso-top-percent:540;mso-wrap-distance-left:14.4pt;mso-wrap-distance-top:0;mso-wrap-distance-right:14.4pt;mso-wrap-distance-bottom:0;mso-position-horizontal-relative:margin;mso-position-vertical-relative:page;mso-width-percent:790;mso-height-percent:350;mso-left-percent:77;mso-top-percent:540;mso-width-relative:margin;mso-height-relative:page;v-text-anchor:top" o:gfxdata="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" filled="f" stroked="f" strokeweight=".5pt">
                     <v:textbox style="mso-fit-shape-to-text:t" inset="0,0,0,0">
                       <w:txbxContent>
                         <w:p>
@@ -295,6 +297,7 @@
                               <w:pPr>
                                 <w:pStyle w:val="Sinespaciado"/>
                                 <w:spacing w:before="40" w:after="40"/>
+                                <w:jc w:val="both"/>
                                 <w:rPr>
                                   <w:caps/>
                                   <w:color w:val="1F3864" w:themeColor="accent5" w:themeShade="80"/>
@@ -334,6 +337,7 @@
                               <w:pPr>
                                 <w:pStyle w:val="Sinespaciado"/>
                                 <w:spacing w:before="80" w:after="40"/>
+                                <w:jc w:val="both"/>
                                 <w:rPr>
                                   <w:caps/>
                                   <w:color w:val="4472C4" w:themeColor="accent5"/>
@@ -492,7 +496,7 @@
               </mc:Choice>
               <mc:Fallback>
                 <w:pict>
-                  <v:rect id="Rectángulo 132" o:spid="_x0000_s1027" style="position:absolute;margin-left:-4.4pt;margin-top:0;width:46.8pt;height:77.75pt;z-index:251659264;visibility:visible;mso-wrap-style:square;mso-width-percent:76;mso-height-percent:98;mso-top-percent:23;mso-wrap-distance-left:9pt;mso-wrap-distance-top:0;mso-wrap-distance-right:9pt;mso-wrap-distance-bottom:0;mso-position-horizontal:right;mso-position-horizontal-relative:margin;mso-position-vertical-relative:page;mso-width-percent:76;mso-height-percent:98;mso-top-percent:23;mso-width-relative:page;mso-height-relative:page;v-text-anchor:bottom" o:gfxdata="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" fillcolor="#5b9bd5 [3204]" stroked="f" strokeweight="1pt">
+                  <v:rect id="Rectángulo 132" o:spid="_x0000_s1027" style="position:absolute;left:0;text-align:left;margin-left:-4.4pt;margin-top:0;width:46.8pt;height:77.75pt;z-index:251659264;visibility:visible;mso-wrap-style:square;mso-width-percent:76;mso-height-percent:98;mso-top-percent:23;mso-wrap-distance-left:9pt;mso-wrap-distance-top:0;mso-wrap-distance-right:9pt;mso-wrap-distance-bottom:0;mso-position-horizontal:right;mso-position-horizontal-relative:margin;mso-position-vertical-relative:page;mso-width-percent:76;mso-height-percent:98;mso-top-percent:23;mso-width-relative:page;mso-height-relative:page;v-text-anchor:bottom" o:gfxdata="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" fillcolor="#5b9bd5 [3204]" stroked="f" strokeweight="1pt">
                     <v:path arrowok="t"/>
                     <o:lock v:ext="edit" aspectratio="t"/>
                     <v:textbox inset="3.6pt,,3.6pt">
@@ -613,7 +617,7 @@
           <w:r>
             <w:fldChar w:fldCharType="separate"/>
           </w:r>
-          <w:hyperlink w:anchor="_Toc243418453" w:history="1">
+          <w:hyperlink w:anchor="_Toc243660322" w:history="1">
             <w:r>
               <w:rPr>
                 <w:rStyle w:val="Hipervnculo"/>
@@ -640,7 +644,7 @@
                 <w:noProof/>
                 <w:webHidden/>
               </w:rPr>
-              <w:instrText xml:space="preserve"> PAGEREF _Toc243418453 \h </w:instrText>
+              <w:instrText xml:space="preserve"> PAGEREF _Toc243660322 \h </w:instrText>
             </w:r>
             <w:r>
               <w:rPr>
@@ -683,7 +687,7 @@
               <w:lang w:eastAsia="es-ES"/>
             </w:rPr>
           </w:pPr>
-          <w:hyperlink w:anchor="_Toc243418454" w:history="1">
+          <w:hyperlink w:anchor="_Toc243660323" w:history="1">
             <w:r>
               <w:rPr>
                 <w:rStyle w:val="Hipervnculo"/>
@@ -710,7 +714,7 @@
                 <w:noProof/>
                 <w:webHidden/>
               </w:rPr>
-              <w:instrText xml:space="preserve"> PAGEREF _Toc243418454 \h </w:instrText>
+              <w:instrText xml:space="preserve"> PAGEREF _Toc243660323 \h </w:instrText>
             </w:r>
             <w:r>
               <w:rPr>
@@ -753,7 +757,7 @@
               <w:lang w:eastAsia="es-ES"/>
             </w:rPr>
           </w:pPr>
-          <w:hyperlink w:anchor="_Toc243418455" w:history="1">
+          <w:hyperlink w:anchor="_Toc243660324" w:history="1">
             <w:r>
               <w:rPr>
                 <w:rStyle w:val="Hipervnculo"/>
@@ -780,7 +784,7 @@
                 <w:noProof/>
                 <w:webHidden/>
               </w:rPr>
-              <w:instrText xml:space="preserve"> PAGEREF _Toc243418455 \h </w:instrText>
+              <w:instrText xml:space="preserve"> PAGEREF _Toc243660324 \h </w:instrText>
             </w:r>
             <w:r>
               <w:rPr>
@@ -823,7 +827,7 @@
               <w:lang w:eastAsia="es-ES"/>
             </w:rPr>
           </w:pPr>
-          <w:hyperlink w:anchor="_Toc243418456" w:history="1">
+          <w:hyperlink w:anchor="_Toc243660325" w:history="1">
             <w:r>
               <w:rPr>
                 <w:rStyle w:val="Hipervnculo"/>
@@ -850,7 +854,7 @@
                 <w:noProof/>
                 <w:webHidden/>
               </w:rPr>
-              <w:instrText xml:space="preserve"> PAGEREF _Toc243418456 \h </w:instrText>
+              <w:instrText xml:space="preserve"> PAGEREF _Toc243660325 \h </w:instrText>
             </w:r>
             <w:r>
               <w:rPr>
@@ -919,7 +923,7 @@
         <w:jc w:val="both"/>
       </w:pPr>
       <w:bookmarkStart w:id="0" w:name="_Toc240646879"/>
-      <w:bookmarkStart w:id="1" w:name="_Toc243418453"/>
+      <w:bookmarkStart w:id="1" w:name="_Toc243660322"/>
       <w:r>
         <w:lastRenderedPageBreak/>
         <w:t>Creación de la página web</w:t>
@@ -951,7 +955,7 @@
           <w:lang w:eastAsia="es-ES"/>
         </w:rPr>
         <w:drawing>
-          <wp:inline distT="0" distB="0" distL="0" distR="0" wp14:anchorId="66B0C907" wp14:editId="271D083B">
+          <wp:inline distT="0" distB="0" distL="0" distR="0" wp14:anchorId="13A88F1B" wp14:editId="4486C89D">
             <wp:extent cx="4694444" cy="3540154"/>
             <wp:effectExtent l="0" t="0" r="0" b="3175"/>
             <wp:docPr id="1" name="Imagen 1"/>
@@ -998,7 +1002,7 @@
           <w:lang w:eastAsia="es-ES"/>
         </w:rPr>
         <w:drawing>
-          <wp:inline distT="0" distB="0" distL="0" distR="0" wp14:anchorId="1FD18E7C" wp14:editId="4553F6B9">
+          <wp:inline distT="0" distB="0" distL="0" distR="0" wp14:anchorId="01CB05A8" wp14:editId="64A4B09B">
             <wp:extent cx="4693920" cy="3920615"/>
             <wp:effectExtent l="0" t="0" r="0" b="3810"/>
             <wp:docPr id="2" name="Imagen 2"/>
@@ -1046,7 +1050,7 @@
         </w:rPr>
         <w:lastRenderedPageBreak/>
         <w:drawing>
-          <wp:inline distT="0" distB="0" distL="0" distR="0" wp14:anchorId="412D0294" wp14:editId="76C8CCC4">
+          <wp:inline distT="0" distB="0" distL="0" distR="0" wp14:anchorId="1D181B75" wp14:editId="40E20642">
             <wp:extent cx="4756558" cy="3756473"/>
             <wp:effectExtent l="0" t="0" r="6350" b="0"/>
             <wp:docPr id="3" name="Imagen 3"/>
@@ -1092,14 +1096,12 @@
         </w:rPr>
       </w:pPr>
       <w:bookmarkStart w:id="2" w:name="_Toc240646880"/>
-      <w:bookmarkStart w:id="3" w:name="_Toc243418454"/>
+      <w:bookmarkStart w:id="3" w:name="_Toc243660323"/>
       <w:r>
         <w:t>Creación de la aplicación</w:t>
       </w:r>
-      <w:bookmarkStart w:id="4" w:name="_GoBack"/>
       <w:bookmarkEnd w:id="2"/>
       <w:bookmarkEnd w:id="3"/>
-      <w:bookmarkEnd w:id="4"/>
     </w:p>
     <w:p>
       <w:pPr>
@@ -1112,7 +1114,7 @@
           <w:lang w:eastAsia="es-ES"/>
         </w:rPr>
         <w:drawing>
-          <wp:inline distT="0" distB="0" distL="0" distR="0" wp14:anchorId="106475B7" wp14:editId="7904A05B">
+          <wp:inline distT="0" distB="0" distL="0" distR="0" wp14:anchorId="3A16F901" wp14:editId="1E5B6BD7">
             <wp:extent cx="5400040" cy="3062605"/>
             <wp:effectExtent l="0" t="0" r="0" b="4445"/>
             <wp:docPr id="4" name="Imagen 4"/>
@@ -1175,9 +1177,13 @@
         <w:jc w:val="both"/>
       </w:pPr>
       <w:r>
+        <w:rPr>
+          <w:noProof/>
+          <w:lang w:eastAsia="es-ES"/>
+        </w:rPr>
         <w:lastRenderedPageBreak/>
         <w:drawing>
-          <wp:inline distT="0" distB="0" distL="0" distR="0" wp14:anchorId="4188A9B6" wp14:editId="32E37F43">
+          <wp:inline distT="0" distB="0" distL="0" distR="0" wp14:anchorId="3444CDBB" wp14:editId="4E95425E">
             <wp:extent cx="5400040" cy="2937510"/>
             <wp:effectExtent l="0" t="0" r="0" b="0"/>
             <wp:docPr id="5" name="Imagen 5"/>
@@ -1219,8 +1225,12 @@
         <w:jc w:val="both"/>
       </w:pPr>
       <w:r>
+        <w:rPr>
+          <w:noProof/>
+          <w:lang w:eastAsia="es-ES"/>
+        </w:rPr>
         <w:drawing>
-          <wp:inline distT="0" distB="0" distL="0" distR="0" wp14:anchorId="5C960681" wp14:editId="0284628D">
+          <wp:inline distT="0" distB="0" distL="0" distR="0" wp14:anchorId="4F1FFC45" wp14:editId="191DC107">
             <wp:extent cx="5400040" cy="2065655"/>
             <wp:effectExtent l="0" t="0" r="0" b="0"/>
             <wp:docPr id="6" name="Imagen 6"/>
@@ -1274,9 +1284,13 @@
         <w:jc w:val="both"/>
       </w:pPr>
       <w:r>
+        <w:rPr>
+          <w:noProof/>
+          <w:lang w:eastAsia="es-ES"/>
+        </w:rPr>
         <w:lastRenderedPageBreak/>
         <w:drawing>
-          <wp:inline distT="0" distB="0" distL="0" distR="0" wp14:anchorId="2BC56CFA" wp14:editId="4FF27DAD">
+          <wp:inline distT="0" distB="0" distL="0" distR="0" wp14:anchorId="2582FAD8" wp14:editId="2CDDE705">
             <wp:extent cx="5400040" cy="4929505"/>
             <wp:effectExtent l="0" t="0" r="0" b="4445"/>
             <wp:docPr id="7" name="Imagen 7"/>
@@ -1318,25 +1332,7 @@
         <w:jc w:val="both"/>
       </w:pPr>
       <w:r>
-        <w:t>La página web alojada en Apache conectad</w:t>
-      </w:r>
-      <w:r>
-        <w:t>a</w:t>
-      </w:r>
-      <w:r>
-        <w:t xml:space="preserve"> con la aplicación desarrollada en Node.js mediante un enlace desde la sección Servicios. Al pulsar el botón “Calcular presupuesto”, el usuario accede a la aplicación ejecutada en </w:t>
-      </w:r>
-      <w:r>
-        <w:t>“</w:t>
-      </w:r>
-      <w:r>
-        <w:t>http://localhost/Actividad3/servicios.html</w:t>
-      </w:r>
-      <w:r>
-        <w:t>”</w:t>
-      </w:r>
-      <w:r>
-        <w:t>.</w:t>
+        <w:t>La página web alojada en Apache está conectada con la aplicación desarrollada en Node.js mediante un enlace desde la sección Servicios. Al pulsar el botón “Calcular presupuesto”, el usuario accede a la aplicación ejecutada en `http://localhost:3000`.</w:t>
       </w:r>
     </w:p>
     <w:p>
@@ -1345,8 +1341,12 @@
         <w:jc w:val="both"/>
       </w:pPr>
       <w:r>
+        <w:rPr>
+          <w:noProof/>
+          <w:lang w:eastAsia="es-ES"/>
+        </w:rPr>
         <w:drawing>
-          <wp:inline distT="0" distB="0" distL="0" distR="0" wp14:anchorId="24CC31F0" wp14:editId="48A480BB">
+          <wp:inline distT="0" distB="0" distL="0" distR="0" wp14:anchorId="57F46748" wp14:editId="562B2566">
             <wp:extent cx="5400040" cy="2679700"/>
             <wp:effectExtent l="0" t="0" r="0" b="6350"/>
             <wp:docPr id="8" name="Imagen 8"/>
@@ -1381,6 +1381,8 @@
           </wp:inline>
         </w:drawing>
       </w:r>
+      <w:bookmarkStart w:id="4" w:name="_GoBack"/>
+      <w:bookmarkEnd w:id="4"/>
     </w:p>
     <w:p>
       <w:pPr>
@@ -1388,16 +1390,23 @@
         <w:jc w:val="both"/>
       </w:pPr>
       <w:r>
-        <w:t>Enlace de ambas páginas en la página principal, “servicios.html”.</w:t>
+        <w:t xml:space="preserve">Enlace a la aplicación Node.js </w:t>
+      </w:r>
+      <w:r>
+        <w:t>desde la página “servicios.html”</w:t>
+      </w:r>
+      <w:r>
+        <w:t>.</w:t>
       </w:r>
     </w:p>
     <w:p>
       <w:pPr>
         <w:pStyle w:val="Ttulo1"/>
         <w:spacing w:after="240"/>
+        <w:ind w:left="2124" w:hanging="2124"/>
         <w:jc w:val="both"/>
       </w:pPr>
-      <w:bookmarkStart w:id="5" w:name="_Toc243418455"/>
+      <w:bookmarkStart w:id="5" w:name="_Toc243660324"/>
       <w:r>
         <w:lastRenderedPageBreak/>
         <w:t>Preguntas finales</w:t>
@@ -1472,6 +1481,12 @@
         </w:rPr>
         <w:t>¿Puedes investigar acerca de otro servidor web y compararlo con Apache</w:t>
       </w:r>
+      <w:r>
+        <w:rPr>
+          <w:b/>
+        </w:rPr>
+        <w:t>?</w:t>
+      </w:r>
     </w:p>
     <w:p>
       <w:pPr>
@@ -1533,7 +1548,7 @@
         <w:jc w:val="both"/>
       </w:pPr>
       <w:bookmarkStart w:id="6" w:name="_Toc240646882"/>
-      <w:bookmarkStart w:id="7" w:name="_Toc243418456"/>
+      <w:bookmarkStart w:id="7" w:name="_Toc243660325"/>
       <w:r>
         <w:lastRenderedPageBreak/>
         <w:t>Bibliografía</w:t>
@@ -1659,7 +1674,7 @@
           <w:rPr>
             <w:noProof/>
           </w:rPr>
-          <w:t>3</w:t>
+          <w:t>7</w:t>
         </w:r>
         <w:r>
           <w:fldChar w:fldCharType="end"/>
@@ -2627,7 +2642,7 @@
 </file>
 
 <file path=customXml/itemProps2.xml><?xml version="1.0" encoding="utf-8"?>
-<ds:datastoreItem xmlns:ds="http://schemas.openxmlformats.org/officeDocument/2006/customXml" ds:itemID="{65A92548-1DB3-4710-AE2A-CC4375174722}">
+<ds:datastoreItem xmlns:ds="http://schemas.openxmlformats.org/officeDocument/2006/customXml" ds:itemID="{7D71435C-41FB-461A-9636-D6FD55058817}">
   <ds:schemaRefs>
     <ds:schemaRef ds:uri="http://schemas.openxmlformats.org/officeDocument/2006/bibliography"/>
   </ds:schemaRefs>
